--- a/docs/drafts/대구 산업구조지수 보고서(편집용).docx
+++ b/docs/drafts/대구 산업구조지수 보고서(편집용).docx
@@ -66,7 +66,7 @@
         <w:rPr>
           <w:rFonts w:ascii="맑은 고딕" w:hAnsi="맑은 고딕" w:eastAsia="맑은 고딕" w:cs="맑은 고딕"/>
         </w:rPr>
-        <w:t>를 같은 방법으로 계산한 보고서다. 자료는 KOSIS 의 지역소득·경제활동인구조사·전국사업체조사·지역별고용조사·소매판매액지수·주민등록인구현황과 관세청 기업무역활동통계이며, 모든 값은 자체 계산이다. 원보고서의 계산 방식만 따랐고 기관·작성자는 인용하지 않는다.</w:t>
+        <w:t>를 같은 방법으로 계산한 보고서다. 자료는 KOSIS 의 지역소득·경제활동인구조사·전국사업체조사·지역별고용조사·소매판매액지수·주민등록인구현황과 관세청 기업무역활동통계를 활용했다.</w:t>
       </w:r>
     </w:p>
     <w:p>
@@ -115,7 +115,7 @@
         <w:rPr>
           <w:rFonts w:ascii="맑은 고딕" w:hAnsi="맑은 고딕" w:eastAsia="맑은 고딕" w:cs="맑은 고딕"/>
         </w:rPr>
-        <w:t xml:space="preserve"> ① 경제성장률과 특화산업 고착화 수준을 교차하면 4개 유형(구조재편형 고성장·경로강화형 고성장·구조고착형 저성장·구조재편형 저성장)으로 나뉘는데, 대구(성장률 1.15%, 고착화 0.977)는 고착화가 17개 시도 평균(0.959)보다 높고 성장률이 전국 평균(2.47%)보다 낮은 「구조고착형 저성장」 사분면에 경남·울산·전남과 함께 있다. ② 산업집중도의 상승은 경제성장(상관계수 0.62)·인구 성장(0.40)과 양(+)의 상관관계를 보이며, 집적경제 효과(지식 파급, 거래비용 절감 등)로 설명되곤 한다.</w:t>
+        <w:t xml:space="preserve"> ① 경제성장률과 특화산업 고착화 수준을 교차하면 4개 유형(구조재편형 고성장·경로강화형 고성장·구조고착형 저성장·구조재편형 저성장)으로 나뉘는데, 대구(성장률 1.15%, 고착화 0.977)는 고착화가 17개 시도 평균(0.959)보다 높고 성장률이 전국 평균(2.47%)보다 낮은 「구조고착형 저성장」 사분면에 경남·울산·전남과 함께 위치해 있다. ② 산업집중도의 상승은 경제성장(상관계수 0.62)·인구 성장(0.40)과 양(+)의 상관관계를 보이며, 집적경제 효과(지식 파급, 거래비용 절감 등)로 설명되곤 한다.</w:t>
       </w:r>
       <w:r>
         <w:rPr>
@@ -1826,7 +1826,7 @@
         <w:rPr>
           <w:rFonts w:ascii="맑은 고딕" w:hAnsi="맑은 고딕" w:eastAsia="맑은 고딕" w:cs="맑은 고딕"/>
         </w:rPr>
-        <w:t xml:space="preserve"> 산업별로 보면 대구 제조업의 노동생산성은 2024년 101.0(연평균 0.11% 증가)으로 전국 제조업(128.0, 2.78%)과 차이가 크고, 서비스업은 118.1(1.87%)로 전국(115.9, 1.65%)과 비슷하며, 건설업은 87.3(-1.49%)으로 전국(97.0, -0.34%)보다 낮다. 산업별 취업자는 지역별고용조사(반기) 연평균이며 2024년은 상반기 값만 공표돼 계절 차이가 섞일 수 있다.</w:t>
+        <w:t xml:space="preserve"> 산업별로 보면 대구 제조업의 노동생산성은 2024년 101.0(연평균 0.11% 증가)으로 전국 제조업(128.0, 2.78%)과 차이가 크고, 서비스업은 118.1(1.87%)로 전국(115.9, 1.65%)과 비슷하며, 건설업은 87.3(-1.49%)으로 전국(97.0, -0.34%)보다 낮다. 산업별 취업자는 지역별고용조사(반기) 연평균이며 2024년은 상반기 값만 공표돼 계절 차이가 있을 수 있다.</w:t>
       </w:r>
     </w:p>
     <w:p>
@@ -7520,7 +7520,7 @@
           <w:rFonts w:ascii="맑은 고딕" w:hAnsi="맑은 고딕" w:eastAsia="맑은 고딕" w:cs="맑은 고딕"/>
           <w:b/>
         </w:rPr>
-        <w:t>[ 전 국 — 원보고서의 시사점 ]</w:t>
+        <w:t>[ 전 국 — 본보고서의 시사점 ]</w:t>
       </w:r>
     </w:p>
     <w:p>
@@ -7655,7 +7655,7 @@
         <w:rPr>
           <w:rFonts w:ascii="맑은 고딕" w:hAnsi="맑은 고딕" w:eastAsia="맑은 고딕" w:cs="맑은 고딕"/>
         </w:rPr>
-        <w:t xml:space="preserve"> 대구는 부가가치 기준 고부가 3부문 입지계수가 전기·전자·정밀기기 0.41, 정보통신 0.64, 금융·보험 1.19로 아직 특화됐다고 볼 부문이 금융·보험뿐이다. 제조업 안에서 전기·전자·정밀기기 비중이 14.9%에서 18.2%로 늘고 있으므로, 이 부문과 대구시 신규 사업(표 2-2: 로봇·AI·의료)이 겹치는 곳을 후보로 볼 수 있다. 어느 부문을 축으로 할지는 기업 수·고용·성장률을 같은 잣대로 비교한 뒤 정할 일이며, 그 비교의 출발점이 표 2-1과 그림 2-13·2-21이다.</w:t>
+        <w:t xml:space="preserve"> 대구는 부가가치 기준 고부가 3부문 입지계수가 전기·전자·정밀기기 0.41, 정보통신 0.64, 금융·보험 1.19로 아직 특화됐다고 볼 부문이 금융·보험뿐이다. 금융·보험은 지자체 차원에서 육성할 분야에서 제외한다. 제조업 안에서 전기·전자·정밀기기 비중이 14.9%에서 18.2%로 늘고 있으므로, 이 부문과 대구시 신규 사업(표 2-2: 로봇·AI·의료)이 겹치는 곳을 후보로 볼 수 있다. 어느 부문을 축으로 할지는 기업 수·고용·성장률을 같은 잣대로 비교한 뒤 정할 일이며, 그 비교의 출발점이 표 2-1과 그림 2-13·2-21이다.</w:t>
       </w:r>
     </w:p>
     <w:p>
@@ -7679,57 +7679,13 @@
           <w:rFonts w:ascii="맑은 고딕" w:hAnsi="맑은 고딕" w:eastAsia="맑은 고딕" w:cs="맑은 고딕"/>
           <w:b/>
         </w:rPr>
-        <w:t>8. 셋째, 재편 과정의 대상 규모는 다음 숫자에서 출발할 수 있다.</w:t>
+        <w:t>8. 셋째, 기존 전통산업의 연착륙이다.</w:t>
       </w:r>
       <w:r>
         <w:rPr>
           <w:rFonts w:ascii="맑은 고딕" w:hAnsi="맑은 고딕" w:eastAsia="맑은 고딕" w:cs="맑은 고딕"/>
         </w:rPr>
         <w:t xml:space="preserve"> 섬유·의복·가죽의 부가가치 비중은 2015년 3.0%에서 2024년 1.7%로 줄었다. 기업 사전의 섬유·패션 그룹은 1,716곳이고, 그중 국민연금 가입 사업장 604곳의 가입자는 9,125명(2026년 7월)이다. 연착륙 지원(직무 전환·사업전환)을 설계할 때 이 숫자가 대상 규모의 출발점이다.</w:t>
-      </w:r>
-    </w:p>
-    <w:p>
-      <w:pPr>
-        <w:pStyle w:val="Heading1"/>
-      </w:pPr>
-      <w:r>
-        <w:rPr>
-          <w:rFonts w:ascii="맑은 고딕" w:hAnsi="맑은 고딕" w:eastAsia="맑은 고딕" w:cs="맑은 고딕"/>
-        </w:rPr>
-        <w:t>자료 주</w:t>
-      </w:r>
-    </w:p>
-    <w:p>
-      <w:pPr>
-        <w:pStyle w:val="ListBullet"/>
-      </w:pPr>
-      <w:r>
-        <w:rPr>
-          <w:rFonts w:ascii="맑은 고딕" w:hAnsi="맑은 고딕" w:eastAsia="맑은 고딕" w:cs="맑은 고딕"/>
-        </w:rPr>
-        <w:t>지표 정의는 참고 1~3. 자료는 KOSIS 지역소득(DT_1C91)·경제활동인구조사(DT_1DA7004S)·전국사업체조사(DT_1K52D01)·지역별고용조사 시도/산업별 취업자(DT_1ES3B05S, 2024년은 상반기까지 공표)·주민등록인구현황(DT_1B040A3)·시도별 소매판매액지수(DT_1K41018)·관세청 기업무역활동통계 지역별 수출현황(DT_134006_N007, 2016~2025).</w:t>
-      </w:r>
-    </w:p>
-    <w:p>
-      <w:pPr>
-        <w:pStyle w:val="ListBullet"/>
-      </w:pPr>
-      <w:r>
-        <w:rPr>
-          <w:rFonts w:ascii="맑은 고딕" w:hAnsi="맑은 고딕" w:eastAsia="맑은 고딕" w:cs="맑은 고딕"/>
-        </w:rPr>
-        <w:t>원보고서의 그림·표 가운데 채우지 못한 것은 [그림 2-5]·[그림 2-6]의 품목별·시장별 수출 비중(시도×품목·국가 표가 KOSIS 에 없음)이며 총액·기업 수 추이로 대신했다. 그 밖의 그림·표는 대구 값으로 채웠다.</w:t>
-      </w:r>
-    </w:p>
-    <w:p>
-      <w:pPr>
-        <w:pStyle w:val="ListBullet"/>
-      </w:pPr>
-      <w:r>
-        <w:rPr>
-          <w:rFonts w:ascii="맑은 고딕" w:hAnsi="맑은 고딕" w:eastAsia="맑은 고딕" w:cs="맑은 고딕"/>
-        </w:rPr>
-        <w:t>원보고서와 값이 다른 이유: 지역소득 2024년 잠정치 반영, 연간 자료 사용, 24개 부문 기준. 계산 스크립트 scripts/structure_report.py, 결과 data/kosis/structure_report.json.</w:t>
       </w:r>
     </w:p>
     <w:p>
